--- a/Docs/HmdMb.docx
+++ b/Docs/HmdMb.docx
@@ -63,28 +63,7 @@
           <w:lang w:eastAsia="hu-HU"/>
         </w:rPr>
         <w:br/>
-      </w:r>
-      <w:proofErr w:type="spellStart"/>
-      <w:r>
-        <w:rPr>
-          <w:rFonts w:ascii="Segoe UI" w:eastAsia="Times New Roman" w:hAnsi="Segoe UI" w:cs="Segoe UI"/>
-          <w:color w:val="1F2328"/>
-          <w:sz w:val="24"/>
-          <w:szCs w:val="24"/>
-          <w:lang w:eastAsia="hu-HU"/>
-        </w:rPr>
-        <w:t>Murrár</w:t>
-      </w:r>
-      <w:proofErr w:type="spellEnd"/>
-      <w:r>
-        <w:rPr>
-          <w:rFonts w:ascii="Segoe UI" w:eastAsia="Times New Roman" w:hAnsi="Segoe UI" w:cs="Segoe UI"/>
-          <w:color w:val="1F2328"/>
-          <w:sz w:val="24"/>
-          <w:szCs w:val="24"/>
-          <w:lang w:eastAsia="hu-HU"/>
-        </w:rPr>
-        <w:t xml:space="preserve"> Bálint</w:t>
+        <w:t>Murrár Bálint</w:t>
       </w:r>
     </w:p>
     <w:p>
@@ -394,27 +373,15 @@
           <w:lang w:eastAsia="hu-HU"/>
         </w:rPr>
       </w:pPr>
-      <w:proofErr w:type="spellStart"/>
-      <w:r>
-        <w:rPr>
-          <w:rFonts w:ascii="Segoe UI" w:eastAsia="Times New Roman" w:hAnsi="Segoe UI" w:cs="Segoe UI"/>
-          <w:color w:val="1F2328"/>
-          <w:sz w:val="24"/>
-          <w:szCs w:val="24"/>
-          <w:lang w:eastAsia="hu-HU"/>
-        </w:rPr>
-        <w:t>GitHub</w:t>
-      </w:r>
-      <w:proofErr w:type="spellEnd"/>
-      <w:r>
-        <w:rPr>
-          <w:rFonts w:ascii="Segoe UI" w:eastAsia="Times New Roman" w:hAnsi="Segoe UI" w:cs="Segoe UI"/>
-          <w:color w:val="1F2328"/>
-          <w:sz w:val="24"/>
-          <w:szCs w:val="24"/>
-          <w:lang w:eastAsia="hu-HU"/>
-        </w:rPr>
-        <w:t xml:space="preserve"> létrehozása, beállítások, feltöltés megkezdése (MB) </w:t>
+      <w:r>
+        <w:rPr>
+          <w:rFonts w:ascii="Segoe UI" w:eastAsia="Times New Roman" w:hAnsi="Segoe UI" w:cs="Segoe UI"/>
+          <w:color w:val="1F2328"/>
+          <w:sz w:val="24"/>
+          <w:szCs w:val="24"/>
+          <w:lang w:eastAsia="hu-HU"/>
+        </w:rPr>
+        <w:t xml:space="preserve">GitHub létrehozása, beállítások, feltöltés megkezdése (MB) </w:t>
       </w:r>
       <w:r>
         <w:rPr>
@@ -496,71 +463,15 @@
           <w:lang w:eastAsia="hu-HU"/>
         </w:rPr>
       </w:pPr>
-      <w:proofErr w:type="spellStart"/>
-      <w:r>
-        <w:rPr>
-          <w:rFonts w:ascii="Segoe UI" w:eastAsia="Times New Roman" w:hAnsi="Segoe UI" w:cs="Segoe UI"/>
-          <w:color w:val="1F2328"/>
-          <w:sz w:val="24"/>
-          <w:szCs w:val="24"/>
-          <w:lang w:eastAsia="hu-HU"/>
-        </w:rPr>
-        <w:t>BackEnd</w:t>
-      </w:r>
-      <w:proofErr w:type="spellEnd"/>
-      <w:r>
-        <w:rPr>
-          <w:rFonts w:ascii="Segoe UI" w:eastAsia="Times New Roman" w:hAnsi="Segoe UI" w:cs="Segoe UI"/>
-          <w:color w:val="1F2328"/>
-          <w:sz w:val="24"/>
-          <w:szCs w:val="24"/>
-          <w:lang w:eastAsia="hu-HU"/>
-        </w:rPr>
-        <w:t xml:space="preserve"> </w:t>
-      </w:r>
-      <w:proofErr w:type="spellStart"/>
-      <w:r>
-        <w:rPr>
-          <w:rFonts w:ascii="Segoe UI" w:eastAsia="Times New Roman" w:hAnsi="Segoe UI" w:cs="Segoe UI"/>
-          <w:color w:val="1F2328"/>
-          <w:sz w:val="24"/>
-          <w:szCs w:val="24"/>
-          <w:lang w:eastAsia="hu-HU"/>
-        </w:rPr>
-        <w:t>adatbazis</w:t>
-      </w:r>
-      <w:proofErr w:type="spellEnd"/>
-      <w:r>
-        <w:rPr>
-          <w:rFonts w:ascii="Segoe UI" w:eastAsia="Times New Roman" w:hAnsi="Segoe UI" w:cs="Segoe UI"/>
-          <w:color w:val="1F2328"/>
-          <w:sz w:val="24"/>
-          <w:szCs w:val="24"/>
-          <w:lang w:eastAsia="hu-HU"/>
-        </w:rPr>
-        <w:t xml:space="preserve"> </w:t>
-      </w:r>
-      <w:proofErr w:type="spellStart"/>
-      <w:r>
-        <w:rPr>
-          <w:rFonts w:ascii="Segoe UI" w:eastAsia="Times New Roman" w:hAnsi="Segoe UI" w:cs="Segoe UI"/>
-          <w:color w:val="1F2328"/>
-          <w:sz w:val="24"/>
-          <w:szCs w:val="24"/>
-          <w:lang w:eastAsia="hu-HU"/>
-        </w:rPr>
-        <w:t>comunikáció</w:t>
-      </w:r>
-      <w:proofErr w:type="spellEnd"/>
-      <w:r>
-        <w:rPr>
-          <w:rFonts w:ascii="Segoe UI" w:eastAsia="Times New Roman" w:hAnsi="Segoe UI" w:cs="Segoe UI"/>
-          <w:color w:val="1F2328"/>
-          <w:sz w:val="24"/>
-          <w:szCs w:val="24"/>
-          <w:lang w:eastAsia="hu-HU"/>
-        </w:rPr>
-        <w:t xml:space="preserve"> (MB) </w:t>
+      <w:r>
+        <w:rPr>
+          <w:rFonts w:ascii="Segoe UI" w:eastAsia="Times New Roman" w:hAnsi="Segoe UI" w:cs="Segoe UI"/>
+          <w:color w:val="1F2328"/>
+          <w:sz w:val="24"/>
+          <w:szCs w:val="24"/>
+          <w:lang w:eastAsia="hu-HU"/>
+        </w:rPr>
+        <w:t xml:space="preserve">BackEnd adatbazis comunikáció (MB) </w:t>
       </w:r>
       <w:r>
         <w:rPr>
@@ -589,27 +500,15 @@
           <w:lang w:eastAsia="hu-HU"/>
         </w:rPr>
       </w:pPr>
-      <w:proofErr w:type="spellStart"/>
-      <w:r>
-        <w:rPr>
-          <w:rFonts w:ascii="Segoe UI" w:eastAsia="Times New Roman" w:hAnsi="Segoe UI" w:cs="Segoe UI"/>
-          <w:color w:val="1F2328"/>
-          <w:sz w:val="24"/>
-          <w:szCs w:val="24"/>
-          <w:lang w:eastAsia="hu-HU"/>
-        </w:rPr>
-        <w:t>BackEnd</w:t>
-      </w:r>
-      <w:proofErr w:type="spellEnd"/>
-      <w:r>
-        <w:rPr>
-          <w:rFonts w:ascii="Segoe UI" w:eastAsia="Times New Roman" w:hAnsi="Segoe UI" w:cs="Segoe UI"/>
-          <w:color w:val="1F2328"/>
-          <w:sz w:val="24"/>
-          <w:szCs w:val="24"/>
-          <w:lang w:eastAsia="hu-HU"/>
-        </w:rPr>
-        <w:t xml:space="preserve"> alapok (HMD) </w:t>
+      <w:r>
+        <w:rPr>
+          <w:rFonts w:ascii="Segoe UI" w:eastAsia="Times New Roman" w:hAnsi="Segoe UI" w:cs="Segoe UI"/>
+          <w:color w:val="1F2328"/>
+          <w:sz w:val="24"/>
+          <w:szCs w:val="24"/>
+          <w:lang w:eastAsia="hu-HU"/>
+        </w:rPr>
+        <w:t xml:space="preserve">BackEnd alapok (HMD) </w:t>
       </w:r>
       <w:r>
         <w:rPr>
@@ -736,29 +635,7 @@
           <w:szCs w:val="24"/>
           <w:lang w:eastAsia="hu-HU"/>
         </w:rPr>
-        <w:t>Táblákat visszaadja adatbázisból (</w:t>
-      </w:r>
-      <w:proofErr w:type="spellStart"/>
-      <w:r>
-        <w:rPr>
-          <w:rFonts w:ascii="Segoe UI" w:eastAsia="Times New Roman" w:hAnsi="Segoe UI" w:cs="Segoe UI"/>
-          <w:color w:val="1F2328"/>
-          <w:sz w:val="24"/>
-          <w:szCs w:val="24"/>
-          <w:lang w:eastAsia="hu-HU"/>
-        </w:rPr>
-        <w:t>admin</w:t>
-      </w:r>
-      <w:proofErr w:type="spellEnd"/>
-      <w:r>
-        <w:rPr>
-          <w:rFonts w:ascii="Segoe UI" w:eastAsia="Times New Roman" w:hAnsi="Segoe UI" w:cs="Segoe UI"/>
-          <w:color w:val="1F2328"/>
-          <w:sz w:val="24"/>
-          <w:szCs w:val="24"/>
-          <w:lang w:eastAsia="hu-HU"/>
-        </w:rPr>
-        <w:t xml:space="preserve"> felült alapjai) (MB) </w:t>
+        <w:t xml:space="preserve">Táblákat visszaadja adatbázisból (admin felült alapjai) (MB) </w:t>
       </w:r>
       <w:r>
         <w:rPr>
@@ -795,51 +672,7 @@
           <w:szCs w:val="24"/>
           <w:lang w:eastAsia="hu-HU"/>
         </w:rPr>
-        <w:t xml:space="preserve">Táblákat </w:t>
-      </w:r>
-      <w:proofErr w:type="spellStart"/>
-      <w:r>
-        <w:rPr>
-          <w:rFonts w:ascii="Segoe UI" w:eastAsia="Times New Roman" w:hAnsi="Segoe UI" w:cs="Segoe UI"/>
-          <w:color w:val="1F2328"/>
-          <w:sz w:val="24"/>
-          <w:szCs w:val="24"/>
-          <w:lang w:eastAsia="hu-HU"/>
-        </w:rPr>
-        <w:t>deletelni</w:t>
-      </w:r>
-      <w:proofErr w:type="spellEnd"/>
-      <w:r>
-        <w:rPr>
-          <w:rFonts w:ascii="Segoe UI" w:eastAsia="Times New Roman" w:hAnsi="Segoe UI" w:cs="Segoe UI"/>
-          <w:color w:val="1F2328"/>
-          <w:sz w:val="24"/>
-          <w:szCs w:val="24"/>
-          <w:lang w:eastAsia="hu-HU"/>
-        </w:rPr>
-        <w:t xml:space="preserve">, </w:t>
-      </w:r>
-      <w:proofErr w:type="spellStart"/>
-      <w:r>
-        <w:rPr>
-          <w:rFonts w:ascii="Segoe UI" w:eastAsia="Times New Roman" w:hAnsi="Segoe UI" w:cs="Segoe UI"/>
-          <w:color w:val="1F2328"/>
-          <w:sz w:val="24"/>
-          <w:szCs w:val="24"/>
-          <w:lang w:eastAsia="hu-HU"/>
-        </w:rPr>
-        <w:t>createlni</w:t>
-      </w:r>
-      <w:proofErr w:type="spellEnd"/>
-      <w:r>
-        <w:rPr>
-          <w:rFonts w:ascii="Segoe UI" w:eastAsia="Times New Roman" w:hAnsi="Segoe UI" w:cs="Segoe UI"/>
-          <w:color w:val="1F2328"/>
-          <w:sz w:val="24"/>
-          <w:szCs w:val="24"/>
-          <w:lang w:eastAsia="hu-HU"/>
-        </w:rPr>
-        <w:t xml:space="preserve"> (MB) </w:t>
+        <w:t xml:space="preserve">Táblákat deletelni, createlni (MB) </w:t>
       </w:r>
       <w:r>
         <w:rPr>
@@ -876,29 +709,7 @@
           <w:szCs w:val="24"/>
           <w:lang w:eastAsia="hu-HU"/>
         </w:rPr>
-        <w:t xml:space="preserve">Frontend külsejét kezdjük </w:t>
-      </w:r>
-      <w:proofErr w:type="spellStart"/>
-      <w:r>
-        <w:rPr>
-          <w:rFonts w:ascii="Segoe UI" w:eastAsia="Times New Roman" w:hAnsi="Segoe UI" w:cs="Segoe UI"/>
-          <w:color w:val="1F2328"/>
-          <w:sz w:val="24"/>
-          <w:szCs w:val="24"/>
-          <w:lang w:eastAsia="hu-HU"/>
-        </w:rPr>
-        <w:t>ell</w:t>
-      </w:r>
-      <w:proofErr w:type="spellEnd"/>
-      <w:r>
-        <w:rPr>
-          <w:rFonts w:ascii="Segoe UI" w:eastAsia="Times New Roman" w:hAnsi="Segoe UI" w:cs="Segoe UI"/>
-          <w:color w:val="1F2328"/>
-          <w:sz w:val="24"/>
-          <w:szCs w:val="24"/>
-          <w:lang w:eastAsia="hu-HU"/>
-        </w:rPr>
-        <w:t xml:space="preserve"> (HMD) </w:t>
+        <w:t xml:space="preserve">Frontend külsejét kezdjük ell (HMD) </w:t>
       </w:r>
       <w:r>
         <w:rPr>
@@ -957,6 +768,7 @@
           <w:szCs w:val="36"/>
           <w:lang w:eastAsia="hu-HU"/>
         </w:rPr>
+        <w:lastRenderedPageBreak/>
         <w:t>10.03</w:t>
       </w:r>
     </w:p>
@@ -1038,49 +850,15 @@
           <w:lang w:eastAsia="hu-HU"/>
         </w:rPr>
       </w:pPr>
-      <w:proofErr w:type="spellStart"/>
-      <w:r>
-        <w:rPr>
-          <w:rFonts w:ascii="Segoe UI" w:eastAsia="Times New Roman" w:hAnsi="Segoe UI" w:cs="Segoe UI"/>
-          <w:color w:val="1F2328"/>
-          <w:sz w:val="24"/>
-          <w:szCs w:val="24"/>
-          <w:lang w:eastAsia="hu-HU"/>
-        </w:rPr>
-        <w:t>React</w:t>
-      </w:r>
-      <w:proofErr w:type="spellEnd"/>
-      <w:r>
-        <w:rPr>
-          <w:rFonts w:ascii="Segoe UI" w:eastAsia="Times New Roman" w:hAnsi="Segoe UI" w:cs="Segoe UI"/>
-          <w:color w:val="1F2328"/>
-          <w:sz w:val="24"/>
-          <w:szCs w:val="24"/>
-          <w:lang w:eastAsia="hu-HU"/>
-        </w:rPr>
-        <w:t xml:space="preserve"> </w:t>
-      </w:r>
-      <w:proofErr w:type="spellStart"/>
-      <w:r>
-        <w:rPr>
-          <w:rFonts w:ascii="Segoe UI" w:eastAsia="Times New Roman" w:hAnsi="Segoe UI" w:cs="Segoe UI"/>
-          <w:color w:val="1F2328"/>
-          <w:sz w:val="24"/>
-          <w:szCs w:val="24"/>
-          <w:lang w:eastAsia="hu-HU"/>
-        </w:rPr>
-        <w:t>adminpanel</w:t>
-      </w:r>
-      <w:proofErr w:type="spellEnd"/>
-      <w:r>
-        <w:rPr>
-          <w:rFonts w:ascii="Segoe UI" w:eastAsia="Times New Roman" w:hAnsi="Segoe UI" w:cs="Segoe UI"/>
-          <w:color w:val="1F2328"/>
-          <w:sz w:val="24"/>
-          <w:szCs w:val="24"/>
-          <w:lang w:eastAsia="hu-HU"/>
-        </w:rPr>
-        <w:t xml:space="preserve"> alapja (HMD) </w:t>
+      <w:r>
+        <w:rPr>
+          <w:rFonts w:ascii="Segoe UI" w:eastAsia="Times New Roman" w:hAnsi="Segoe UI" w:cs="Segoe UI"/>
+          <w:color w:val="1F2328"/>
+          <w:sz w:val="24"/>
+          <w:szCs w:val="24"/>
+          <w:lang w:eastAsia="hu-HU"/>
+        </w:rPr>
+        <w:t xml:space="preserve">React adminpanel alapja (HMD) </w:t>
       </w:r>
       <w:r>
         <w:rPr>
@@ -1109,27 +887,15 @@
           <w:lang w:eastAsia="hu-HU"/>
         </w:rPr>
       </w:pPr>
-      <w:proofErr w:type="spellStart"/>
-      <w:r>
-        <w:rPr>
-          <w:rFonts w:ascii="Segoe UI" w:eastAsia="Times New Roman" w:hAnsi="Segoe UI" w:cs="Segoe UI"/>
-          <w:color w:val="1F2328"/>
-          <w:sz w:val="24"/>
-          <w:szCs w:val="24"/>
-          <w:lang w:eastAsia="hu-HU"/>
-        </w:rPr>
-        <w:t>Regisztració</w:t>
-      </w:r>
-      <w:proofErr w:type="spellEnd"/>
-      <w:r>
-        <w:rPr>
-          <w:rFonts w:ascii="Segoe UI" w:eastAsia="Times New Roman" w:hAnsi="Segoe UI" w:cs="Segoe UI"/>
-          <w:color w:val="1F2328"/>
-          <w:sz w:val="24"/>
-          <w:szCs w:val="24"/>
-          <w:lang w:eastAsia="hu-HU"/>
-        </w:rPr>
-        <w:t xml:space="preserve"> és adatai továbbküldése adatbázisba (HMD) </w:t>
+      <w:r>
+        <w:rPr>
+          <w:rFonts w:ascii="Segoe UI" w:eastAsia="Times New Roman" w:hAnsi="Segoe UI" w:cs="Segoe UI"/>
+          <w:color w:val="1F2328"/>
+          <w:sz w:val="24"/>
+          <w:szCs w:val="24"/>
+          <w:lang w:eastAsia="hu-HU"/>
+        </w:rPr>
+        <w:t xml:space="preserve">Regisztració és adatai továbbküldése adatbázisba (HMD) </w:t>
       </w:r>
       <w:r>
         <w:rPr>
@@ -1258,115 +1024,15 @@
           <w:lang w:eastAsia="hu-HU"/>
         </w:rPr>
       </w:pPr>
-      <w:proofErr w:type="spellStart"/>
-      <w:r>
-        <w:rPr>
-          <w:rFonts w:ascii="Segoe UI" w:eastAsia="Times New Roman" w:hAnsi="Segoe UI" w:cs="Segoe UI"/>
-          <w:color w:val="1F2328"/>
-          <w:sz w:val="24"/>
-          <w:szCs w:val="24"/>
-          <w:lang w:eastAsia="hu-HU"/>
-        </w:rPr>
-        <w:t>Frontent</w:t>
-      </w:r>
-      <w:proofErr w:type="spellEnd"/>
-      <w:r>
-        <w:rPr>
-          <w:rFonts w:ascii="Segoe UI" w:eastAsia="Times New Roman" w:hAnsi="Segoe UI" w:cs="Segoe UI"/>
-          <w:color w:val="1F2328"/>
-          <w:sz w:val="24"/>
-          <w:szCs w:val="24"/>
-          <w:lang w:eastAsia="hu-HU"/>
-        </w:rPr>
-        <w:t xml:space="preserve"> </w:t>
-      </w:r>
-      <w:proofErr w:type="spellStart"/>
-      <w:r>
-        <w:rPr>
-          <w:rFonts w:ascii="Segoe UI" w:eastAsia="Times New Roman" w:hAnsi="Segoe UI" w:cs="Segoe UI"/>
-          <w:color w:val="1F2328"/>
-          <w:sz w:val="24"/>
-          <w:szCs w:val="24"/>
-          <w:lang w:eastAsia="hu-HU"/>
-        </w:rPr>
-        <w:t>külsöleg</w:t>
-      </w:r>
-      <w:proofErr w:type="spellEnd"/>
-      <w:r>
-        <w:rPr>
-          <w:rFonts w:ascii="Segoe UI" w:eastAsia="Times New Roman" w:hAnsi="Segoe UI" w:cs="Segoe UI"/>
-          <w:color w:val="1F2328"/>
-          <w:sz w:val="24"/>
-          <w:szCs w:val="24"/>
-          <w:lang w:eastAsia="hu-HU"/>
-        </w:rPr>
-        <w:t xml:space="preserve"> </w:t>
-      </w:r>
-      <w:proofErr w:type="spellStart"/>
-      <w:r>
-        <w:rPr>
-          <w:rFonts w:ascii="Segoe UI" w:eastAsia="Times New Roman" w:hAnsi="Segoe UI" w:cs="Segoe UI"/>
-          <w:color w:val="1F2328"/>
-          <w:sz w:val="24"/>
-          <w:szCs w:val="24"/>
-          <w:lang w:eastAsia="hu-HU"/>
-        </w:rPr>
-        <w:t>simitások</w:t>
-      </w:r>
-      <w:proofErr w:type="spellEnd"/>
-      <w:r>
-        <w:rPr>
-          <w:rFonts w:ascii="Segoe UI" w:eastAsia="Times New Roman" w:hAnsi="Segoe UI" w:cs="Segoe UI"/>
-          <w:color w:val="1F2328"/>
-          <w:sz w:val="24"/>
-          <w:szCs w:val="24"/>
-          <w:lang w:eastAsia="hu-HU"/>
-        </w:rPr>
-        <w:t xml:space="preserve"> (</w:t>
-      </w:r>
-      <w:proofErr w:type="spellStart"/>
-      <w:r>
-        <w:rPr>
-          <w:rFonts w:ascii="Segoe UI" w:eastAsia="Times New Roman" w:hAnsi="Segoe UI" w:cs="Segoe UI"/>
-          <w:color w:val="1F2328"/>
-          <w:sz w:val="24"/>
-          <w:szCs w:val="24"/>
-          <w:lang w:eastAsia="hu-HU"/>
-        </w:rPr>
-        <w:t>szinezések</w:t>
-      </w:r>
-      <w:proofErr w:type="spellEnd"/>
-      <w:r>
-        <w:rPr>
-          <w:rFonts w:ascii="Segoe UI" w:eastAsia="Times New Roman" w:hAnsi="Segoe UI" w:cs="Segoe UI"/>
-          <w:color w:val="1F2328"/>
-          <w:sz w:val="24"/>
-          <w:szCs w:val="24"/>
-          <w:lang w:eastAsia="hu-HU"/>
-        </w:rPr>
-        <w:t>) (</w:t>
-      </w:r>
-      <w:proofErr w:type="spellStart"/>
-      <w:r>
-        <w:rPr>
-          <w:rFonts w:ascii="Segoe UI" w:eastAsia="Times New Roman" w:hAnsi="Segoe UI" w:cs="Segoe UI"/>
-          <w:color w:val="1F2328"/>
-          <w:sz w:val="24"/>
-          <w:szCs w:val="24"/>
-          <w:lang w:eastAsia="hu-HU"/>
-        </w:rPr>
-        <w:t>Hmd</w:t>
-      </w:r>
-      <w:proofErr w:type="spellEnd"/>
-      <w:r>
-        <w:rPr>
-          <w:rFonts w:ascii="Segoe UI" w:eastAsia="Times New Roman" w:hAnsi="Segoe UI" w:cs="Segoe UI"/>
-          <w:color w:val="1F2328"/>
-          <w:sz w:val="24"/>
-          <w:szCs w:val="24"/>
-          <w:lang w:eastAsia="hu-HU"/>
-        </w:rPr>
-        <w:t>)</w:t>
+      <w:r>
+        <w:rPr>
+          <w:rFonts w:ascii="Segoe UI" w:eastAsia="Times New Roman" w:hAnsi="Segoe UI" w:cs="Segoe UI"/>
+          <w:color w:val="1F2328"/>
+          <w:sz w:val="24"/>
+          <w:szCs w:val="24"/>
+          <w:lang w:eastAsia="hu-HU"/>
+        </w:rPr>
+        <w:t>Frontent külsöleg simitások (szinezések) (Hmd)</w:t>
       </w:r>
       <w:r>
         <w:rPr>
@@ -1395,27 +1061,15 @@
           <w:lang w:eastAsia="hu-HU"/>
         </w:rPr>
       </w:pPr>
-      <w:proofErr w:type="spellStart"/>
-      <w:r>
-        <w:rPr>
-          <w:rFonts w:ascii="Segoe UI" w:eastAsia="Times New Roman" w:hAnsi="Segoe UI" w:cs="Segoe UI"/>
-          <w:color w:val="1F2328"/>
-          <w:sz w:val="24"/>
-          <w:szCs w:val="24"/>
-          <w:lang w:eastAsia="hu-HU"/>
-        </w:rPr>
-        <w:t>Api</w:t>
-      </w:r>
-      <w:proofErr w:type="spellEnd"/>
-      <w:r>
-        <w:rPr>
-          <w:rFonts w:ascii="Segoe UI" w:eastAsia="Times New Roman" w:hAnsi="Segoe UI" w:cs="Segoe UI"/>
-          <w:color w:val="1F2328"/>
-          <w:sz w:val="24"/>
-          <w:szCs w:val="24"/>
-          <w:lang w:eastAsia="hu-HU"/>
-        </w:rPr>
-        <w:t xml:space="preserve"> fejlesztése frontendhez (MB)</w:t>
+      <w:r>
+        <w:rPr>
+          <w:rFonts w:ascii="Segoe UI" w:eastAsia="Times New Roman" w:hAnsi="Segoe UI" w:cs="Segoe UI"/>
+          <w:color w:val="1F2328"/>
+          <w:sz w:val="24"/>
+          <w:szCs w:val="24"/>
+          <w:lang w:eastAsia="hu-HU"/>
+        </w:rPr>
+        <w:t>Api fejlesztése frontendhez (MB)</w:t>
       </w:r>
       <w:r>
         <w:rPr>
@@ -1647,27 +1301,15 @@
           <w:lang w:eastAsia="hu-HU"/>
         </w:rPr>
       </w:pPr>
-      <w:proofErr w:type="spellStart"/>
-      <w:r>
-        <w:rPr>
-          <w:rFonts w:ascii="Segoe UI" w:eastAsia="Times New Roman" w:hAnsi="Segoe UI" w:cs="Segoe UI"/>
-          <w:color w:val="1F2328"/>
-          <w:sz w:val="24"/>
-          <w:szCs w:val="24"/>
-          <w:lang w:eastAsia="hu-HU"/>
-        </w:rPr>
-        <w:t>BackEnd</w:t>
-      </w:r>
-      <w:proofErr w:type="spellEnd"/>
-      <w:r>
-        <w:rPr>
-          <w:rFonts w:ascii="Segoe UI" w:eastAsia="Times New Roman" w:hAnsi="Segoe UI" w:cs="Segoe UI"/>
-          <w:color w:val="1F2328"/>
-          <w:sz w:val="24"/>
-          <w:szCs w:val="24"/>
-          <w:lang w:eastAsia="hu-HU"/>
-        </w:rPr>
-        <w:t xml:space="preserve"> Login </w:t>
+      <w:r>
+        <w:rPr>
+          <w:rFonts w:ascii="Segoe UI" w:eastAsia="Times New Roman" w:hAnsi="Segoe UI" w:cs="Segoe UI"/>
+          <w:color w:val="1F2328"/>
+          <w:sz w:val="24"/>
+          <w:szCs w:val="24"/>
+          <w:lang w:eastAsia="hu-HU"/>
+        </w:rPr>
+        <w:t xml:space="preserve">BackEnd Login </w:t>
       </w:r>
       <w:r>
         <w:rPr>
@@ -1763,27 +1405,15 @@
           <w:lang w:eastAsia="hu-HU"/>
         </w:rPr>
       </w:pPr>
-      <w:proofErr w:type="spellStart"/>
-      <w:r>
-        <w:rPr>
-          <w:rFonts w:ascii="Segoe UI" w:eastAsia="Times New Roman" w:hAnsi="Segoe UI" w:cs="Segoe UI"/>
-          <w:color w:val="1F2328"/>
-          <w:sz w:val="24"/>
-          <w:szCs w:val="24"/>
-          <w:lang w:eastAsia="hu-HU"/>
-        </w:rPr>
-        <w:t>BackEnd</w:t>
-      </w:r>
-      <w:proofErr w:type="spellEnd"/>
-      <w:r>
-        <w:rPr>
-          <w:rFonts w:ascii="Segoe UI" w:eastAsia="Times New Roman" w:hAnsi="Segoe UI" w:cs="Segoe UI"/>
-          <w:color w:val="1F2328"/>
-          <w:sz w:val="24"/>
-          <w:szCs w:val="24"/>
-          <w:lang w:eastAsia="hu-HU"/>
-        </w:rPr>
-        <w:t xml:space="preserve"> Post </w:t>
+      <w:r>
+        <w:rPr>
+          <w:rFonts w:ascii="Segoe UI" w:eastAsia="Times New Roman" w:hAnsi="Segoe UI" w:cs="Segoe UI"/>
+          <w:color w:val="1F2328"/>
+          <w:sz w:val="24"/>
+          <w:szCs w:val="24"/>
+          <w:lang w:eastAsia="hu-HU"/>
+        </w:rPr>
+        <w:t xml:space="preserve">BackEnd Post </w:t>
       </w:r>
       <w:r>
         <w:rPr>
@@ -1840,51 +1470,7 @@
           <w:szCs w:val="24"/>
           <w:lang w:eastAsia="hu-HU"/>
         </w:rPr>
-        <w:t xml:space="preserve">Frontend </w:t>
-      </w:r>
-      <w:proofErr w:type="spellStart"/>
-      <w:r>
-        <w:rPr>
-          <w:rFonts w:ascii="Segoe UI" w:eastAsia="Times New Roman" w:hAnsi="Segoe UI" w:cs="Segoe UI"/>
-          <w:color w:val="1F2328"/>
-          <w:sz w:val="24"/>
-          <w:szCs w:val="24"/>
-          <w:lang w:eastAsia="hu-HU"/>
-        </w:rPr>
-        <w:t>Ui</w:t>
-      </w:r>
-      <w:proofErr w:type="spellEnd"/>
-      <w:r>
-        <w:rPr>
-          <w:rFonts w:ascii="Segoe UI" w:eastAsia="Times New Roman" w:hAnsi="Segoe UI" w:cs="Segoe UI"/>
-          <w:color w:val="1F2328"/>
-          <w:sz w:val="24"/>
-          <w:szCs w:val="24"/>
-          <w:lang w:eastAsia="hu-HU"/>
-        </w:rPr>
-        <w:t xml:space="preserve"> rendezései </w:t>
-      </w:r>
-      <w:proofErr w:type="spellStart"/>
-      <w:r>
-        <w:rPr>
-          <w:rFonts w:ascii="Segoe UI" w:eastAsia="Times New Roman" w:hAnsi="Segoe UI" w:cs="Segoe UI"/>
-          <w:color w:val="1F2328"/>
-          <w:sz w:val="24"/>
-          <w:szCs w:val="24"/>
-          <w:lang w:eastAsia="hu-HU"/>
-        </w:rPr>
-        <w:t>componensekbe</w:t>
-      </w:r>
-      <w:proofErr w:type="spellEnd"/>
-      <w:r>
-        <w:rPr>
-          <w:rFonts w:ascii="Segoe UI" w:eastAsia="Times New Roman" w:hAnsi="Segoe UI" w:cs="Segoe UI"/>
-          <w:color w:val="1F2328"/>
-          <w:sz w:val="24"/>
-          <w:szCs w:val="24"/>
-          <w:lang w:eastAsia="hu-HU"/>
-        </w:rPr>
-        <w:t xml:space="preserve"> szedése </w:t>
+        <w:t xml:space="preserve">Frontend Ui rendezései componensekbe szedése </w:t>
       </w:r>
       <w:r>
         <w:rPr>
@@ -1941,51 +1527,7 @@
           <w:szCs w:val="24"/>
           <w:lang w:eastAsia="hu-HU"/>
         </w:rPr>
-        <w:t xml:space="preserve">Frontend </w:t>
-      </w:r>
-      <w:proofErr w:type="spellStart"/>
-      <w:r>
-        <w:rPr>
-          <w:rFonts w:ascii="Segoe UI" w:eastAsia="Times New Roman" w:hAnsi="Segoe UI" w:cs="Segoe UI"/>
-          <w:color w:val="1F2328"/>
-          <w:sz w:val="24"/>
-          <w:szCs w:val="24"/>
-          <w:lang w:eastAsia="hu-HU"/>
-        </w:rPr>
-        <w:t>aloldalak</w:t>
-      </w:r>
-      <w:proofErr w:type="spellEnd"/>
-      <w:r>
-        <w:rPr>
-          <w:rFonts w:ascii="Segoe UI" w:eastAsia="Times New Roman" w:hAnsi="Segoe UI" w:cs="Segoe UI"/>
-          <w:color w:val="1F2328"/>
-          <w:sz w:val="24"/>
-          <w:szCs w:val="24"/>
-          <w:lang w:eastAsia="hu-HU"/>
-        </w:rPr>
-        <w:t xml:space="preserve"> linkelése </w:t>
-      </w:r>
-      <w:proofErr w:type="spellStart"/>
-      <w:r>
-        <w:rPr>
-          <w:rFonts w:ascii="Segoe UI" w:eastAsia="Times New Roman" w:hAnsi="Segoe UI" w:cs="Segoe UI"/>
-          <w:color w:val="1F2328"/>
-          <w:sz w:val="24"/>
-          <w:szCs w:val="24"/>
-          <w:lang w:eastAsia="hu-HU"/>
-        </w:rPr>
-        <w:t>létrehozzása</w:t>
-      </w:r>
-      <w:proofErr w:type="spellEnd"/>
-      <w:r>
-        <w:rPr>
-          <w:rFonts w:ascii="Segoe UI" w:eastAsia="Times New Roman" w:hAnsi="Segoe UI" w:cs="Segoe UI"/>
-          <w:color w:val="1F2328"/>
-          <w:sz w:val="24"/>
-          <w:szCs w:val="24"/>
-          <w:lang w:eastAsia="hu-HU"/>
-        </w:rPr>
-        <w:t xml:space="preserve"> </w:t>
+        <w:t xml:space="preserve">Frontend aloldalak linkelése létrehozzása </w:t>
       </w:r>
       <w:r>
         <w:rPr>
@@ -2553,41 +2095,13 @@
         </w:rPr>
         <w:t xml:space="preserve">Frontend </w:t>
       </w:r>
-      <w:proofErr w:type="spellStart"/>
       <w:r>
         <w:rPr>
           <w:rFonts w:ascii="Segoe UI" w:hAnsi="Segoe UI" w:cs="Segoe UI"/>
           <w:sz w:val="24"/>
           <w:szCs w:val="24"/>
         </w:rPr>
-        <w:t>friends</w:t>
-      </w:r>
-      <w:proofErr w:type="spellEnd"/>
-      <w:r>
-        <w:rPr>
-          <w:rFonts w:ascii="Segoe UI" w:hAnsi="Segoe UI" w:cs="Segoe UI"/>
-          <w:sz w:val="24"/>
-          <w:szCs w:val="24"/>
-        </w:rPr>
-        <w:t xml:space="preserve"> listája </w:t>
-      </w:r>
-      <w:proofErr w:type="spellStart"/>
-      <w:r>
-        <w:rPr>
-          <w:rFonts w:ascii="Segoe UI" w:hAnsi="Segoe UI" w:cs="Segoe UI"/>
-          <w:sz w:val="24"/>
-          <w:szCs w:val="24"/>
-        </w:rPr>
-        <w:t>fixelés</w:t>
-      </w:r>
-      <w:proofErr w:type="spellEnd"/>
-      <w:r>
-        <w:rPr>
-          <w:rFonts w:ascii="Segoe UI" w:hAnsi="Segoe UI" w:cs="Segoe UI"/>
-          <w:sz w:val="24"/>
-          <w:szCs w:val="24"/>
-        </w:rPr>
-        <w:t xml:space="preserve"> </w:t>
+        <w:t xml:space="preserve">friends listája fixelés </w:t>
       </w:r>
       <w:r>
         <w:rPr>
@@ -2641,77 +2155,13 @@
           <w:lang w:eastAsia="hu-HU"/>
         </w:rPr>
       </w:pPr>
-      <w:proofErr w:type="spellStart"/>
       <w:r>
         <w:rPr>
           <w:rFonts w:ascii="Segoe UI" w:hAnsi="Segoe UI" w:cs="Segoe UI"/>
           <w:sz w:val="24"/>
           <w:szCs w:val="24"/>
         </w:rPr>
-        <w:t>Forntend</w:t>
-      </w:r>
-      <w:proofErr w:type="spellEnd"/>
-      <w:r>
-        <w:rPr>
-          <w:rFonts w:ascii="Segoe UI" w:hAnsi="Segoe UI" w:cs="Segoe UI"/>
-          <w:sz w:val="24"/>
-          <w:szCs w:val="24"/>
-        </w:rPr>
-        <w:t xml:space="preserve"> </w:t>
-      </w:r>
-      <w:proofErr w:type="spellStart"/>
-      <w:r>
-        <w:rPr>
-          <w:rFonts w:ascii="Segoe UI" w:hAnsi="Segoe UI" w:cs="Segoe UI"/>
-          <w:sz w:val="24"/>
-          <w:szCs w:val="24"/>
-        </w:rPr>
-        <w:t>Fullos</w:t>
-      </w:r>
-      <w:proofErr w:type="spellEnd"/>
-      <w:r>
-        <w:rPr>
-          <w:rFonts w:ascii="Segoe UI" w:hAnsi="Segoe UI" w:cs="Segoe UI"/>
-          <w:sz w:val="24"/>
-          <w:szCs w:val="24"/>
-        </w:rPr>
-        <w:t xml:space="preserve"> </w:t>
-      </w:r>
-      <w:proofErr w:type="spellStart"/>
-      <w:r>
-        <w:rPr>
-          <w:rFonts w:ascii="Segoe UI" w:hAnsi="Segoe UI" w:cs="Segoe UI"/>
-          <w:sz w:val="24"/>
-          <w:szCs w:val="24"/>
-        </w:rPr>
-        <w:t>new</w:t>
-      </w:r>
-      <w:proofErr w:type="spellEnd"/>
-      <w:r>
-        <w:rPr>
-          <w:rFonts w:ascii="Segoe UI" w:hAnsi="Segoe UI" w:cs="Segoe UI"/>
-          <w:sz w:val="24"/>
-          <w:szCs w:val="24"/>
-        </w:rPr>
-        <w:t xml:space="preserve"> </w:t>
-      </w:r>
-      <w:proofErr w:type="spellStart"/>
-      <w:r>
-        <w:rPr>
-          <w:rFonts w:ascii="Segoe UI" w:hAnsi="Segoe UI" w:cs="Segoe UI"/>
-          <w:sz w:val="24"/>
-          <w:szCs w:val="24"/>
-        </w:rPr>
-        <w:t>color</w:t>
-      </w:r>
-      <w:proofErr w:type="spellEnd"/>
-      <w:r>
-        <w:rPr>
-          <w:rFonts w:ascii="Segoe UI" w:hAnsi="Segoe UI" w:cs="Segoe UI"/>
-          <w:sz w:val="24"/>
-          <w:szCs w:val="24"/>
-        </w:rPr>
-        <w:t xml:space="preserve"> paletta (HMD)</w:t>
+        <w:t>Forntend Fullos new color paletta (HMD)</w:t>
       </w:r>
     </w:p>
     <w:p>
@@ -2761,97 +2211,7 @@
           <w:sz w:val="24"/>
           <w:szCs w:val="24"/>
         </w:rPr>
-        <w:t xml:space="preserve">Backend új </w:t>
-      </w:r>
-      <w:proofErr w:type="spellStart"/>
-      <w:r>
-        <w:rPr>
-          <w:rFonts w:ascii="Segoe UI" w:hAnsi="Segoe UI" w:cs="Segoe UI"/>
-          <w:sz w:val="24"/>
-          <w:szCs w:val="24"/>
-        </w:rPr>
-        <w:t>modeleket</w:t>
-      </w:r>
-      <w:proofErr w:type="spellEnd"/>
-      <w:r>
-        <w:rPr>
-          <w:rFonts w:ascii="Segoe UI" w:hAnsi="Segoe UI" w:cs="Segoe UI"/>
-          <w:sz w:val="24"/>
-          <w:szCs w:val="24"/>
-        </w:rPr>
-        <w:t xml:space="preserve"> ( </w:t>
-      </w:r>
-      <w:proofErr w:type="spellStart"/>
-      <w:r>
-        <w:rPr>
-          <w:rFonts w:ascii="Segoe UI" w:hAnsi="Segoe UI" w:cs="Segoe UI"/>
-          <w:sz w:val="24"/>
-          <w:szCs w:val="24"/>
-        </w:rPr>
-        <w:t>Password</w:t>
-      </w:r>
-      <w:proofErr w:type="spellEnd"/>
-      <w:r>
-        <w:rPr>
-          <w:rFonts w:ascii="Segoe UI" w:hAnsi="Segoe UI" w:cs="Segoe UI"/>
-          <w:sz w:val="24"/>
-          <w:szCs w:val="24"/>
-        </w:rPr>
-        <w:t xml:space="preserve"> </w:t>
-      </w:r>
-      <w:proofErr w:type="spellStart"/>
-      <w:r>
-        <w:rPr>
-          <w:rFonts w:ascii="Segoe UI" w:hAnsi="Segoe UI" w:cs="Segoe UI"/>
-          <w:sz w:val="24"/>
-          <w:szCs w:val="24"/>
-        </w:rPr>
-        <w:t>reset</w:t>
-      </w:r>
-      <w:proofErr w:type="spellEnd"/>
-      <w:r>
-        <w:rPr>
-          <w:rFonts w:ascii="Segoe UI" w:hAnsi="Segoe UI" w:cs="Segoe UI"/>
-          <w:sz w:val="24"/>
-          <w:szCs w:val="24"/>
-        </w:rPr>
-        <w:t xml:space="preserve">, </w:t>
-      </w:r>
-      <w:proofErr w:type="spellStart"/>
-      <w:r>
-        <w:rPr>
-          <w:rFonts w:ascii="Segoe UI" w:hAnsi="Segoe UI" w:cs="Segoe UI"/>
-          <w:sz w:val="24"/>
-          <w:szCs w:val="24"/>
-        </w:rPr>
-        <w:t>level</w:t>
-      </w:r>
-      <w:proofErr w:type="spellEnd"/>
-      <w:r>
-        <w:rPr>
-          <w:rFonts w:ascii="Segoe UI" w:hAnsi="Segoe UI" w:cs="Segoe UI"/>
-          <w:sz w:val="24"/>
-          <w:szCs w:val="24"/>
-        </w:rPr>
-        <w:t xml:space="preserve">, </w:t>
-      </w:r>
-      <w:proofErr w:type="spellStart"/>
-      <w:r>
-        <w:rPr>
-          <w:rFonts w:ascii="Segoe UI" w:hAnsi="Segoe UI" w:cs="Segoe UI"/>
-          <w:sz w:val="24"/>
-          <w:szCs w:val="24"/>
-        </w:rPr>
-        <w:t>friends</w:t>
-      </w:r>
-      <w:proofErr w:type="spellEnd"/>
-      <w:r>
-        <w:rPr>
-          <w:rFonts w:ascii="Segoe UI" w:hAnsi="Segoe UI" w:cs="Segoe UI"/>
-          <w:sz w:val="24"/>
-          <w:szCs w:val="24"/>
-        </w:rPr>
-        <w:t>) (MB HMD)</w:t>
+        <w:t>Backend új modeleket ( Password reset, level, friends) (MB HMD)</w:t>
       </w:r>
     </w:p>
     <w:p>
@@ -2992,51 +2352,7 @@
           <w:szCs w:val="24"/>
           <w:lang w:eastAsia="hu-HU"/>
         </w:rPr>
-        <w:t xml:space="preserve">Backend </w:t>
-      </w:r>
-      <w:proofErr w:type="spellStart"/>
-      <w:r>
-        <w:rPr>
-          <w:rFonts w:ascii="Segoe UI" w:eastAsia="Times New Roman" w:hAnsi="Segoe UI" w:cs="Segoe UI"/>
-          <w:color w:val="1F2328"/>
-          <w:sz w:val="24"/>
-          <w:szCs w:val="24"/>
-          <w:lang w:eastAsia="hu-HU"/>
-        </w:rPr>
-        <w:t>müködő</w:t>
-      </w:r>
-      <w:proofErr w:type="spellEnd"/>
-      <w:r>
-        <w:rPr>
-          <w:rFonts w:ascii="Segoe UI" w:eastAsia="Times New Roman" w:hAnsi="Segoe UI" w:cs="Segoe UI"/>
-          <w:color w:val="1F2328"/>
-          <w:sz w:val="24"/>
-          <w:szCs w:val="24"/>
-          <w:lang w:eastAsia="hu-HU"/>
-        </w:rPr>
-        <w:t xml:space="preserve"> </w:t>
-      </w:r>
-      <w:proofErr w:type="spellStart"/>
-      <w:r>
-        <w:rPr>
-          <w:rFonts w:ascii="Segoe UI" w:eastAsia="Times New Roman" w:hAnsi="Segoe UI" w:cs="Segoe UI"/>
-          <w:color w:val="1F2328"/>
-          <w:sz w:val="24"/>
-          <w:szCs w:val="24"/>
-          <w:lang w:eastAsia="hu-HU"/>
-        </w:rPr>
-        <w:t>level</w:t>
-      </w:r>
-      <w:proofErr w:type="spellEnd"/>
-      <w:r>
-        <w:rPr>
-          <w:rFonts w:ascii="Segoe UI" w:eastAsia="Times New Roman" w:hAnsi="Segoe UI" w:cs="Segoe UI"/>
-          <w:color w:val="1F2328"/>
-          <w:sz w:val="24"/>
-          <w:szCs w:val="24"/>
-          <w:lang w:eastAsia="hu-HU"/>
-        </w:rPr>
-        <w:t xml:space="preserve"> (HMD)</w:t>
+        <w:t>Backend müködő level (HMD)</w:t>
       </w:r>
     </w:p>
     <w:p>
@@ -3109,27 +2425,15 @@
           <w:lang w:eastAsia="hu-HU"/>
         </w:rPr>
       </w:pPr>
-      <w:proofErr w:type="spellStart"/>
-      <w:r>
-        <w:rPr>
-          <w:rFonts w:ascii="Segoe UI" w:eastAsia="Times New Roman" w:hAnsi="Segoe UI" w:cs="Segoe UI"/>
-          <w:color w:val="1F2328"/>
-          <w:sz w:val="24"/>
-          <w:szCs w:val="24"/>
-          <w:lang w:eastAsia="hu-HU"/>
-        </w:rPr>
-        <w:t>Settings</w:t>
-      </w:r>
-      <w:proofErr w:type="spellEnd"/>
-      <w:r>
-        <w:rPr>
-          <w:rFonts w:ascii="Segoe UI" w:eastAsia="Times New Roman" w:hAnsi="Segoe UI" w:cs="Segoe UI"/>
-          <w:color w:val="1F2328"/>
-          <w:sz w:val="24"/>
-          <w:szCs w:val="24"/>
-          <w:lang w:eastAsia="hu-HU"/>
-        </w:rPr>
-        <w:t xml:space="preserve"> Oldal (HMD)</w:t>
+      <w:r>
+        <w:rPr>
+          <w:rFonts w:ascii="Segoe UI" w:eastAsia="Times New Roman" w:hAnsi="Segoe UI" w:cs="Segoe UI"/>
+          <w:color w:val="1F2328"/>
+          <w:sz w:val="24"/>
+          <w:szCs w:val="24"/>
+          <w:lang w:eastAsia="hu-HU"/>
+        </w:rPr>
+        <w:t>Settings Oldal (HMD)</w:t>
       </w:r>
     </w:p>
     <w:p>
@@ -3432,19 +2736,7 @@
           <w:szCs w:val="36"/>
           <w:lang w:eastAsia="hu-HU"/>
         </w:rPr>
-        <w:t>0</w:t>
-      </w:r>
-      <w:r>
-        <w:rPr>
-          <w:rFonts w:ascii="Segoe UI" w:eastAsia="Times New Roman" w:hAnsi="Segoe UI" w:cs="Segoe UI"/>
-          <w:b/>
-          <w:bCs/>
-          <w:color w:val="1F2328"/>
-          <w:sz w:val="36"/>
-          <w:szCs w:val="36"/>
-          <w:lang w:eastAsia="hu-HU"/>
-        </w:rPr>
-        <w:t>9</w:t>
+        <w:t>09</w:t>
       </w:r>
     </w:p>
     <w:p>
@@ -3469,6 +2761,7 @@
           <w:szCs w:val="24"/>
           <w:lang w:eastAsia="hu-HU"/>
         </w:rPr>
+        <w:lastRenderedPageBreak/>
         <w:t>Tervek:</w:t>
       </w:r>
     </w:p>
@@ -3523,30 +2816,8 @@
           <w:szCs w:val="24"/>
           <w:lang w:eastAsia="hu-HU"/>
         </w:rPr>
-        <w:t>Frontend</w:t>
-      </w:r>
-      <w:r>
-        <w:rPr>
-          <w:rFonts w:ascii="Segoe UI" w:eastAsia="Times New Roman" w:hAnsi="Segoe UI" w:cs="Segoe UI"/>
-          <w:color w:val="1F2328"/>
-          <w:sz w:val="24"/>
-          <w:szCs w:val="24"/>
-          <w:lang w:eastAsia="hu-HU"/>
-        </w:rPr>
-        <w:t xml:space="preserve"> </w:t>
-      </w:r>
-      <w:proofErr w:type="spellStart"/>
-      <w:r>
-        <w:rPr>
-          <w:rFonts w:ascii="Segoe UI" w:eastAsia="Times New Roman" w:hAnsi="Segoe UI" w:cs="Segoe UI"/>
-          <w:color w:val="1F2328"/>
-          <w:sz w:val="24"/>
-          <w:szCs w:val="24"/>
-          <w:lang w:eastAsia="hu-HU"/>
-        </w:rPr>
-        <w:t>javitgatása</w:t>
-      </w:r>
-      <w:proofErr w:type="spellEnd"/>
+        <w:t>Frontend javitgatása</w:t>
+      </w:r>
     </w:p>
     <w:p>
       <w:pPr>
@@ -3601,35 +2872,689 @@
           <w:lang w:eastAsia="hu-HU"/>
         </w:rPr>
       </w:pPr>
-      <w:proofErr w:type="spellStart"/>
-      <w:r>
-        <w:rPr>
-          <w:rFonts w:ascii="Segoe UI" w:eastAsia="Times New Roman" w:hAnsi="Segoe UI" w:cs="Segoe UI"/>
-          <w:color w:val="1F2328"/>
-          <w:sz w:val="24"/>
-          <w:szCs w:val="24"/>
-          <w:lang w:eastAsia="hu-HU"/>
-        </w:rPr>
-        <w:t>Dockerre</w:t>
-      </w:r>
-      <w:proofErr w:type="spellEnd"/>
-      <w:r>
-        <w:rPr>
-          <w:rFonts w:ascii="Segoe UI" w:eastAsia="Times New Roman" w:hAnsi="Segoe UI" w:cs="Segoe UI"/>
-          <w:color w:val="1F2328"/>
-          <w:sz w:val="24"/>
-          <w:szCs w:val="24"/>
-          <w:lang w:eastAsia="hu-HU"/>
-        </w:rPr>
-        <w:t xml:space="preserve"> kiépíteni</w:t>
-      </w:r>
-    </w:p>
-    <w:p>
-      <w:pPr>
+      <w:r>
+        <w:rPr>
+          <w:rFonts w:ascii="Segoe UI" w:eastAsia="Times New Roman" w:hAnsi="Segoe UI" w:cs="Segoe UI"/>
+          <w:color w:val="1F2328"/>
+          <w:sz w:val="24"/>
+          <w:szCs w:val="24"/>
+          <w:lang w:eastAsia="hu-HU"/>
+        </w:rPr>
+        <w:t>Dockerre kiépíteni</w:t>
+      </w:r>
+    </w:p>
+    <w:p>
+      <w:pPr>
+        <w:shd w:val="clear" w:color="auto" w:fill="FFFFFF"/>
+        <w:spacing w:before="360" w:after="240" w:line="240" w:lineRule="auto"/>
+        <w:outlineLvl w:val="1"/>
+        <w:rPr>
+          <w:rFonts w:ascii="Segoe UI" w:eastAsia="Times New Roman" w:hAnsi="Segoe UI" w:cs="Segoe UI"/>
+          <w:b/>
+          <w:bCs/>
+          <w:color w:val="1F2328"/>
+          <w:sz w:val="36"/>
+          <w:szCs w:val="36"/>
+          <w:lang w:eastAsia="hu-HU"/>
+        </w:rPr>
+      </w:pPr>
+      <w:r>
+        <w:rPr>
+          <w:rFonts w:ascii="Segoe UI" w:eastAsia="Times New Roman" w:hAnsi="Segoe UI" w:cs="Segoe UI"/>
+          <w:b/>
+          <w:bCs/>
+          <w:color w:val="1F2328"/>
+          <w:sz w:val="36"/>
+          <w:szCs w:val="36"/>
+          <w:lang w:eastAsia="hu-HU"/>
+        </w:rPr>
+        <w:t>01</w:t>
+      </w:r>
+      <w:r>
+        <w:rPr>
+          <w:rFonts w:ascii="Segoe UI" w:eastAsia="Times New Roman" w:hAnsi="Segoe UI" w:cs="Segoe UI"/>
+          <w:b/>
+          <w:bCs/>
+          <w:color w:val="1F2328"/>
+          <w:sz w:val="36"/>
+          <w:szCs w:val="36"/>
+          <w:lang w:eastAsia="hu-HU"/>
+        </w:rPr>
+        <w:t>.</w:t>
+      </w:r>
+      <w:r>
+        <w:rPr>
+          <w:rFonts w:ascii="Segoe UI" w:eastAsia="Times New Roman" w:hAnsi="Segoe UI" w:cs="Segoe UI"/>
+          <w:b/>
+          <w:bCs/>
+          <w:color w:val="1F2328"/>
+          <w:sz w:val="36"/>
+          <w:szCs w:val="36"/>
+          <w:lang w:eastAsia="hu-HU"/>
+        </w:rPr>
+        <w:t>16</w:t>
+      </w:r>
+    </w:p>
+    <w:p>
+      <w:pPr>
+        <w:shd w:val="clear" w:color="auto" w:fill="FFFFFF"/>
+        <w:spacing w:after="240" w:line="240" w:lineRule="auto"/>
+        <w:rPr>
+          <w:rFonts w:ascii="Segoe UI" w:eastAsia="Times New Roman" w:hAnsi="Segoe UI" w:cs="Segoe UI"/>
+          <w:color w:val="1F2328"/>
+          <w:sz w:val="24"/>
+          <w:szCs w:val="24"/>
+          <w:lang w:eastAsia="hu-HU"/>
+        </w:rPr>
+      </w:pPr>
+      <w:r>
+        <w:rPr>
+          <w:rFonts w:ascii="Segoe UI" w:eastAsia="Times New Roman" w:hAnsi="Segoe UI" w:cs="Segoe UI"/>
+          <w:b/>
+          <w:bCs/>
+          <w:color w:val="1F2328"/>
+          <w:sz w:val="24"/>
+          <w:szCs w:val="24"/>
+          <w:lang w:eastAsia="hu-HU"/>
+        </w:rPr>
+        <w:t>Tervek:</w:t>
+      </w:r>
+    </w:p>
+    <w:p>
+      <w:pPr>
+        <w:numPr>
+          <w:ilvl w:val="0"/>
+          <w:numId w:val="19"/>
+        </w:numPr>
         <w:shd w:val="clear" w:color="auto" w:fill="FFFFFF"/>
         <w:spacing w:before="100" w:beforeAutospacing="1" w:after="100" w:afterAutospacing="1" w:line="240" w:lineRule="auto"/>
         <w:rPr>
           <w:rFonts w:ascii="Segoe UI" w:eastAsia="Times New Roman" w:hAnsi="Segoe UI" w:cs="Segoe UI"/>
+          <w:color w:val="1F2328"/>
+          <w:sz w:val="24"/>
+          <w:szCs w:val="24"/>
+          <w:lang w:eastAsia="hu-HU"/>
+        </w:rPr>
+      </w:pPr>
+      <w:r>
+        <w:rPr>
+          <w:rFonts w:ascii="Segoe UI" w:eastAsia="Times New Roman" w:hAnsi="Segoe UI" w:cs="Segoe UI"/>
+          <w:color w:val="1F2328"/>
+          <w:sz w:val="24"/>
+          <w:szCs w:val="24"/>
+          <w:lang w:eastAsia="hu-HU"/>
+        </w:rPr>
+        <w:t>Backend bugok fixelése, hiba kezelés (connection)</w:t>
+      </w:r>
+    </w:p>
+    <w:p>
+      <w:pPr>
+        <w:numPr>
+          <w:ilvl w:val="0"/>
+          <w:numId w:val="19"/>
+        </w:numPr>
+        <w:shd w:val="clear" w:color="auto" w:fill="FFFFFF"/>
+        <w:spacing w:before="100" w:beforeAutospacing="1" w:after="100" w:afterAutospacing="1" w:line="240" w:lineRule="auto"/>
+        <w:rPr>
+          <w:rFonts w:ascii="Segoe UI" w:eastAsia="Times New Roman" w:hAnsi="Segoe UI" w:cs="Segoe UI"/>
+          <w:color w:val="1F2328"/>
+          <w:sz w:val="24"/>
+          <w:szCs w:val="24"/>
+          <w:lang w:eastAsia="hu-HU"/>
+        </w:rPr>
+      </w:pPr>
+      <w:r>
+        <w:rPr>
+          <w:rFonts w:ascii="Segoe UI" w:eastAsia="Times New Roman" w:hAnsi="Segoe UI" w:cs="Segoe UI"/>
+          <w:color w:val="1F2328"/>
+          <w:sz w:val="24"/>
+          <w:szCs w:val="24"/>
+          <w:lang w:eastAsia="hu-HU"/>
+        </w:rPr>
+        <w:t>Backend optimalizálása</w:t>
+      </w:r>
+    </w:p>
+    <w:p>
+      <w:pPr>
+        <w:numPr>
+          <w:ilvl w:val="0"/>
+          <w:numId w:val="19"/>
+        </w:numPr>
+        <w:shd w:val="clear" w:color="auto" w:fill="FFFFFF"/>
+        <w:spacing w:before="100" w:beforeAutospacing="1" w:after="100" w:afterAutospacing="1" w:line="240" w:lineRule="auto"/>
+        <w:rPr>
+          <w:rFonts w:ascii="Segoe UI" w:eastAsia="Times New Roman" w:hAnsi="Segoe UI" w:cs="Segoe UI"/>
+          <w:color w:val="1F2328"/>
+          <w:sz w:val="24"/>
+          <w:szCs w:val="24"/>
+          <w:lang w:eastAsia="hu-HU"/>
+        </w:rPr>
+      </w:pPr>
+      <w:r>
+        <w:rPr>
+          <w:rFonts w:ascii="Segoe UI" w:eastAsia="Times New Roman" w:hAnsi="Segoe UI" w:cs="Segoe UI"/>
+          <w:color w:val="1F2328"/>
+          <w:sz w:val="24"/>
+          <w:szCs w:val="24"/>
+          <w:lang w:eastAsia="hu-HU"/>
+        </w:rPr>
+        <w:t>Frontend szinek kiszervezése, componensek átszervezése</w:t>
+      </w:r>
+    </w:p>
+    <w:p>
+      <w:pPr>
+        <w:numPr>
+          <w:ilvl w:val="0"/>
+          <w:numId w:val="19"/>
+        </w:numPr>
+        <w:shd w:val="clear" w:color="auto" w:fill="FFFFFF"/>
+        <w:spacing w:before="100" w:beforeAutospacing="1" w:after="100" w:afterAutospacing="1" w:line="240" w:lineRule="auto"/>
+        <w:rPr>
+          <w:rFonts w:ascii="Segoe UI" w:eastAsia="Times New Roman" w:hAnsi="Segoe UI" w:cs="Segoe UI"/>
+          <w:color w:val="1F2328"/>
+          <w:sz w:val="24"/>
+          <w:szCs w:val="24"/>
+          <w:lang w:eastAsia="hu-HU"/>
+        </w:rPr>
+      </w:pPr>
+      <w:r>
+        <w:rPr>
+          <w:rFonts w:ascii="Segoe UI" w:eastAsia="Times New Roman" w:hAnsi="Segoe UI" w:cs="Segoe UI"/>
+          <w:color w:val="1F2328"/>
+          <w:sz w:val="24"/>
+          <w:szCs w:val="24"/>
+          <w:lang w:eastAsia="hu-HU"/>
+        </w:rPr>
+        <w:t>Dockerre reverse proxy</w:t>
+      </w:r>
+    </w:p>
+    <w:p>
+      <w:pPr>
+        <w:shd w:val="clear" w:color="auto" w:fill="FFFFFF"/>
+        <w:spacing w:before="360" w:after="240" w:line="240" w:lineRule="auto"/>
+        <w:outlineLvl w:val="1"/>
+        <w:rPr>
+          <w:rFonts w:ascii="Segoe UI" w:eastAsia="Times New Roman" w:hAnsi="Segoe UI" w:cs="Segoe UI"/>
+          <w:b/>
+          <w:bCs/>
+          <w:color w:val="1F2328"/>
+          <w:sz w:val="36"/>
+          <w:szCs w:val="36"/>
+          <w:lang w:eastAsia="hu-HU"/>
+        </w:rPr>
+      </w:pPr>
+      <w:r>
+        <w:rPr>
+          <w:rFonts w:ascii="Segoe UI" w:eastAsia="Times New Roman" w:hAnsi="Segoe UI" w:cs="Segoe UI"/>
+          <w:b/>
+          <w:bCs/>
+          <w:color w:val="1F2328"/>
+          <w:sz w:val="36"/>
+          <w:szCs w:val="36"/>
+          <w:lang w:eastAsia="hu-HU"/>
+        </w:rPr>
+        <w:t>01</w:t>
+      </w:r>
+      <w:r>
+        <w:rPr>
+          <w:rFonts w:ascii="Segoe UI" w:eastAsia="Times New Roman" w:hAnsi="Segoe UI" w:cs="Segoe UI"/>
+          <w:b/>
+          <w:bCs/>
+          <w:color w:val="1F2328"/>
+          <w:sz w:val="36"/>
+          <w:szCs w:val="36"/>
+          <w:lang w:eastAsia="hu-HU"/>
+        </w:rPr>
+        <w:t>.</w:t>
+      </w:r>
+      <w:r>
+        <w:rPr>
+          <w:rFonts w:ascii="Segoe UI" w:eastAsia="Times New Roman" w:hAnsi="Segoe UI" w:cs="Segoe UI"/>
+          <w:b/>
+          <w:bCs/>
+          <w:color w:val="1F2328"/>
+          <w:sz w:val="36"/>
+          <w:szCs w:val="36"/>
+          <w:lang w:eastAsia="hu-HU"/>
+        </w:rPr>
+        <w:t>30</w:t>
+      </w:r>
+    </w:p>
+    <w:p>
+      <w:pPr>
+        <w:shd w:val="clear" w:color="auto" w:fill="FFFFFF"/>
+        <w:spacing w:after="240" w:line="240" w:lineRule="auto"/>
+        <w:rPr>
+          <w:rFonts w:ascii="Segoe UI" w:eastAsia="Times New Roman" w:hAnsi="Segoe UI" w:cs="Segoe UI"/>
+          <w:color w:val="1F2328"/>
+          <w:sz w:val="24"/>
+          <w:szCs w:val="24"/>
+          <w:lang w:eastAsia="hu-HU"/>
+        </w:rPr>
+      </w:pPr>
+      <w:r>
+        <w:rPr>
+          <w:rFonts w:ascii="Segoe UI" w:eastAsia="Times New Roman" w:hAnsi="Segoe UI" w:cs="Segoe UI"/>
+          <w:b/>
+          <w:bCs/>
+          <w:color w:val="1F2328"/>
+          <w:sz w:val="24"/>
+          <w:szCs w:val="24"/>
+          <w:lang w:eastAsia="hu-HU"/>
+        </w:rPr>
+        <w:t>Tervek:</w:t>
+      </w:r>
+    </w:p>
+    <w:p>
+      <w:pPr>
+        <w:numPr>
+          <w:ilvl w:val="0"/>
+          <w:numId w:val="19"/>
+        </w:numPr>
+        <w:shd w:val="clear" w:color="auto" w:fill="FFFFFF"/>
+        <w:spacing w:before="100" w:beforeAutospacing="1" w:after="100" w:afterAutospacing="1" w:line="240" w:lineRule="auto"/>
+        <w:rPr>
+          <w:rFonts w:ascii="Segoe UI" w:eastAsia="Times New Roman" w:hAnsi="Segoe UI" w:cs="Segoe UI"/>
+          <w:color w:val="1F2328"/>
+          <w:sz w:val="24"/>
+          <w:szCs w:val="24"/>
+          <w:lang w:eastAsia="hu-HU"/>
+        </w:rPr>
+      </w:pPr>
+      <w:r>
+        <w:rPr>
+          <w:rFonts w:ascii="Segoe UI" w:eastAsia="Times New Roman" w:hAnsi="Segoe UI" w:cs="Segoe UI"/>
+          <w:color w:val="1F2328"/>
+          <w:sz w:val="24"/>
+          <w:szCs w:val="24"/>
+          <w:lang w:eastAsia="hu-HU"/>
+        </w:rPr>
+        <w:t>Backend tesztelése elkezdése</w:t>
+      </w:r>
+    </w:p>
+    <w:p>
+      <w:pPr>
+        <w:numPr>
+          <w:ilvl w:val="0"/>
+          <w:numId w:val="19"/>
+        </w:numPr>
+        <w:shd w:val="clear" w:color="auto" w:fill="FFFFFF"/>
+        <w:spacing w:before="100" w:beforeAutospacing="1" w:after="100" w:afterAutospacing="1" w:line="240" w:lineRule="auto"/>
+        <w:rPr>
+          <w:rFonts w:ascii="Segoe UI" w:eastAsia="Times New Roman" w:hAnsi="Segoe UI" w:cs="Segoe UI"/>
+          <w:color w:val="1F2328"/>
+          <w:sz w:val="24"/>
+          <w:szCs w:val="24"/>
+          <w:lang w:eastAsia="hu-HU"/>
+        </w:rPr>
+      </w:pPr>
+      <w:r>
+        <w:rPr>
+          <w:rFonts w:ascii="Segoe UI" w:eastAsia="Times New Roman" w:hAnsi="Segoe UI" w:cs="Segoe UI"/>
+          <w:color w:val="1F2328"/>
+          <w:sz w:val="24"/>
+          <w:szCs w:val="24"/>
+          <w:lang w:eastAsia="hu-HU"/>
+        </w:rPr>
+        <w:t>Backend status helyes status kódok, válaszok</w:t>
+      </w:r>
+    </w:p>
+    <w:p>
+      <w:pPr>
+        <w:numPr>
+          <w:ilvl w:val="0"/>
+          <w:numId w:val="19"/>
+        </w:numPr>
+        <w:shd w:val="clear" w:color="auto" w:fill="FFFFFF"/>
+        <w:spacing w:before="100" w:beforeAutospacing="1" w:after="100" w:afterAutospacing="1" w:line="240" w:lineRule="auto"/>
+        <w:rPr>
+          <w:rFonts w:ascii="Segoe UI" w:eastAsia="Times New Roman" w:hAnsi="Segoe UI" w:cs="Segoe UI"/>
+          <w:b/>
+          <w:bCs/>
+          <w:color w:val="1F2328"/>
+          <w:sz w:val="24"/>
+          <w:szCs w:val="24"/>
+          <w:lang w:eastAsia="hu-HU"/>
+        </w:rPr>
+      </w:pPr>
+      <w:r>
+        <w:rPr>
+          <w:rFonts w:ascii="Segoe UI" w:eastAsia="Times New Roman" w:hAnsi="Segoe UI" w:cs="Segoe UI"/>
+          <w:color w:val="1F2328"/>
+          <w:sz w:val="24"/>
+          <w:szCs w:val="24"/>
+          <w:lang w:eastAsia="hu-HU"/>
+        </w:rPr>
+        <w:t>Frontend Tipusozás</w:t>
+      </w:r>
+    </w:p>
+    <w:p>
+      <w:pPr>
+        <w:numPr>
+          <w:ilvl w:val="0"/>
+          <w:numId w:val="19"/>
+        </w:numPr>
+        <w:shd w:val="clear" w:color="auto" w:fill="FFFFFF"/>
+        <w:spacing w:before="100" w:beforeAutospacing="1" w:after="100" w:afterAutospacing="1" w:line="240" w:lineRule="auto"/>
+        <w:rPr>
+          <w:rFonts w:ascii="Segoe UI" w:eastAsia="Times New Roman" w:hAnsi="Segoe UI" w:cs="Segoe UI"/>
+          <w:b/>
+          <w:bCs/>
+          <w:color w:val="1F2328"/>
+          <w:sz w:val="24"/>
+          <w:szCs w:val="24"/>
+          <w:lang w:eastAsia="hu-HU"/>
+        </w:rPr>
+      </w:pPr>
+      <w:r>
+        <w:rPr>
+          <w:rFonts w:ascii="Segoe UI" w:eastAsia="Times New Roman" w:hAnsi="Segoe UI" w:cs="Segoe UI"/>
+          <w:color w:val="1F2328"/>
+          <w:sz w:val="24"/>
+          <w:szCs w:val="24"/>
+          <w:lang w:eastAsia="hu-HU"/>
+        </w:rPr>
+        <w:t>Frontend kick fixelése</w:t>
+      </w:r>
+    </w:p>
+    <w:p>
+      <w:pPr>
+        <w:numPr>
+          <w:ilvl w:val="0"/>
+          <w:numId w:val="19"/>
+        </w:numPr>
+        <w:shd w:val="clear" w:color="auto" w:fill="FFFFFF"/>
+        <w:spacing w:before="100" w:beforeAutospacing="1" w:after="100" w:afterAutospacing="1" w:line="240" w:lineRule="auto"/>
+        <w:rPr>
+          <w:rFonts w:ascii="Segoe UI" w:eastAsia="Times New Roman" w:hAnsi="Segoe UI" w:cs="Segoe UI"/>
+          <w:b/>
+          <w:bCs/>
+          <w:color w:val="1F2328"/>
+          <w:sz w:val="24"/>
+          <w:szCs w:val="24"/>
+          <w:lang w:eastAsia="hu-HU"/>
+        </w:rPr>
+      </w:pPr>
+      <w:r>
+        <w:rPr>
+          <w:rFonts w:ascii="Segoe UI" w:eastAsia="Times New Roman" w:hAnsi="Segoe UI" w:cs="Segoe UI"/>
+          <w:color w:val="1F2328"/>
+          <w:sz w:val="24"/>
+          <w:szCs w:val="24"/>
+          <w:lang w:eastAsia="hu-HU"/>
+        </w:rPr>
+        <w:t>Frontend Searchbar</w:t>
+      </w:r>
+    </w:p>
+    <w:p>
+      <w:pPr>
+        <w:shd w:val="clear" w:color="auto" w:fill="FFFFFF"/>
+        <w:spacing w:before="360" w:after="240" w:line="240" w:lineRule="auto"/>
+        <w:outlineLvl w:val="1"/>
+        <w:rPr>
+          <w:rFonts w:ascii="Segoe UI" w:eastAsia="Times New Roman" w:hAnsi="Segoe UI" w:cs="Segoe UI"/>
+          <w:b/>
+          <w:bCs/>
+          <w:color w:val="1F2328"/>
+          <w:sz w:val="36"/>
+          <w:szCs w:val="36"/>
+          <w:lang w:eastAsia="hu-HU"/>
+        </w:rPr>
+      </w:pPr>
+      <w:r>
+        <w:rPr>
+          <w:rFonts w:ascii="Segoe UI" w:eastAsia="Times New Roman" w:hAnsi="Segoe UI" w:cs="Segoe UI"/>
+          <w:b/>
+          <w:bCs/>
+          <w:color w:val="1F2328"/>
+          <w:sz w:val="36"/>
+          <w:szCs w:val="36"/>
+          <w:lang w:eastAsia="hu-HU"/>
+        </w:rPr>
+        <w:t>0</w:t>
+      </w:r>
+      <w:r>
+        <w:rPr>
+          <w:rFonts w:ascii="Segoe UI" w:eastAsia="Times New Roman" w:hAnsi="Segoe UI" w:cs="Segoe UI"/>
+          <w:b/>
+          <w:bCs/>
+          <w:color w:val="1F2328"/>
+          <w:sz w:val="36"/>
+          <w:szCs w:val="36"/>
+          <w:lang w:eastAsia="hu-HU"/>
+        </w:rPr>
+        <w:t>2</w:t>
+      </w:r>
+      <w:r>
+        <w:rPr>
+          <w:rFonts w:ascii="Segoe UI" w:eastAsia="Times New Roman" w:hAnsi="Segoe UI" w:cs="Segoe UI"/>
+          <w:b/>
+          <w:bCs/>
+          <w:color w:val="1F2328"/>
+          <w:sz w:val="36"/>
+          <w:szCs w:val="36"/>
+          <w:lang w:eastAsia="hu-HU"/>
+        </w:rPr>
+        <w:t>.</w:t>
+      </w:r>
+      <w:r>
+        <w:rPr>
+          <w:rFonts w:ascii="Segoe UI" w:eastAsia="Times New Roman" w:hAnsi="Segoe UI" w:cs="Segoe UI"/>
+          <w:b/>
+          <w:bCs/>
+          <w:color w:val="1F2328"/>
+          <w:sz w:val="36"/>
+          <w:szCs w:val="36"/>
+          <w:lang w:eastAsia="hu-HU"/>
+        </w:rPr>
+        <w:t>06</w:t>
+      </w:r>
+    </w:p>
+    <w:p>
+      <w:pPr>
+        <w:shd w:val="clear" w:color="auto" w:fill="FFFFFF"/>
+        <w:spacing w:after="240" w:line="240" w:lineRule="auto"/>
+        <w:rPr>
+          <w:rFonts w:ascii="Segoe UI" w:eastAsia="Times New Roman" w:hAnsi="Segoe UI" w:cs="Segoe UI"/>
+          <w:color w:val="1F2328"/>
+          <w:sz w:val="24"/>
+          <w:szCs w:val="24"/>
+          <w:lang w:eastAsia="hu-HU"/>
+        </w:rPr>
+      </w:pPr>
+      <w:r>
+        <w:rPr>
+          <w:rFonts w:ascii="Segoe UI" w:eastAsia="Times New Roman" w:hAnsi="Segoe UI" w:cs="Segoe UI"/>
+          <w:b/>
+          <w:bCs/>
+          <w:color w:val="1F2328"/>
+          <w:sz w:val="24"/>
+          <w:szCs w:val="24"/>
+          <w:lang w:eastAsia="hu-HU"/>
+        </w:rPr>
+        <w:t>Tervek:</w:t>
+      </w:r>
+    </w:p>
+    <w:p>
+      <w:pPr>
+        <w:numPr>
+          <w:ilvl w:val="0"/>
+          <w:numId w:val="19"/>
+        </w:numPr>
+        <w:shd w:val="clear" w:color="auto" w:fill="FFFFFF"/>
+        <w:spacing w:before="100" w:beforeAutospacing="1" w:after="100" w:afterAutospacing="1" w:line="240" w:lineRule="auto"/>
+        <w:rPr>
+          <w:rFonts w:ascii="Segoe UI" w:eastAsia="Times New Roman" w:hAnsi="Segoe UI" w:cs="Segoe UI"/>
+          <w:color w:val="1F2328"/>
+          <w:sz w:val="24"/>
+          <w:szCs w:val="24"/>
+          <w:lang w:eastAsia="hu-HU"/>
+        </w:rPr>
+      </w:pPr>
+      <w:r>
+        <w:rPr>
+          <w:rFonts w:ascii="Segoe UI" w:eastAsia="Times New Roman" w:hAnsi="Segoe UI" w:cs="Segoe UI"/>
+          <w:color w:val="1F2328"/>
+          <w:sz w:val="24"/>
+          <w:szCs w:val="24"/>
+          <w:lang w:eastAsia="hu-HU"/>
+        </w:rPr>
+        <w:t>Backend tesztelés</w:t>
+      </w:r>
+    </w:p>
+    <w:p>
+      <w:pPr>
+        <w:numPr>
+          <w:ilvl w:val="0"/>
+          <w:numId w:val="19"/>
+        </w:numPr>
+        <w:shd w:val="clear" w:color="auto" w:fill="FFFFFF"/>
+        <w:spacing w:before="100" w:beforeAutospacing="1" w:after="100" w:afterAutospacing="1" w:line="240" w:lineRule="auto"/>
+        <w:rPr>
+          <w:rFonts w:ascii="Segoe UI" w:eastAsia="Times New Roman" w:hAnsi="Segoe UI" w:cs="Segoe UI"/>
+          <w:color w:val="1F2328"/>
+          <w:sz w:val="24"/>
+          <w:szCs w:val="24"/>
+          <w:lang w:eastAsia="hu-HU"/>
+        </w:rPr>
+      </w:pPr>
+      <w:r>
+        <w:rPr>
+          <w:rFonts w:ascii="Segoe UI" w:eastAsia="Times New Roman" w:hAnsi="Segoe UI" w:cs="Segoe UI"/>
+          <w:color w:val="1F2328"/>
+          <w:sz w:val="24"/>
+          <w:szCs w:val="24"/>
+          <w:lang w:eastAsia="hu-HU"/>
+        </w:rPr>
+        <w:t xml:space="preserve">Backend </w:t>
+      </w:r>
+      <w:r>
+        <w:rPr>
+          <w:rFonts w:ascii="Segoe UI" w:eastAsia="Times New Roman" w:hAnsi="Segoe UI" w:cs="Segoe UI"/>
+          <w:color w:val="1F2328"/>
+          <w:sz w:val="24"/>
+          <w:szCs w:val="24"/>
+          <w:lang w:eastAsia="hu-HU"/>
+        </w:rPr>
+        <w:t>tesztelés által megtalált hibák javitása</w:t>
+      </w:r>
+    </w:p>
+    <w:p>
+      <w:pPr>
+        <w:numPr>
+          <w:ilvl w:val="0"/>
+          <w:numId w:val="19"/>
+        </w:numPr>
+        <w:shd w:val="clear" w:color="auto" w:fill="FFFFFF"/>
+        <w:spacing w:before="100" w:beforeAutospacing="1" w:after="100" w:afterAutospacing="1" w:line="240" w:lineRule="auto"/>
+        <w:rPr>
+          <w:rFonts w:ascii="Segoe UI" w:eastAsia="Times New Roman" w:hAnsi="Segoe UI" w:cs="Segoe UI"/>
+          <w:b/>
+          <w:bCs/>
+          <w:color w:val="1F2328"/>
+          <w:sz w:val="24"/>
+          <w:szCs w:val="24"/>
+          <w:lang w:eastAsia="hu-HU"/>
+        </w:rPr>
+      </w:pPr>
+      <w:r>
+        <w:rPr>
+          <w:rFonts w:ascii="Segoe UI" w:eastAsia="Times New Roman" w:hAnsi="Segoe UI" w:cs="Segoe UI"/>
+          <w:color w:val="1F2328"/>
+          <w:sz w:val="24"/>
+          <w:szCs w:val="24"/>
+          <w:lang w:eastAsia="hu-HU"/>
+        </w:rPr>
+        <w:t xml:space="preserve">Frontend </w:t>
+      </w:r>
+      <w:r>
+        <w:rPr>
+          <w:rFonts w:ascii="Segoe UI" w:eastAsia="Times New Roman" w:hAnsi="Segoe UI" w:cs="Segoe UI"/>
+          <w:color w:val="1F2328"/>
+          <w:sz w:val="24"/>
+          <w:szCs w:val="24"/>
+          <w:lang w:eastAsia="hu-HU"/>
+        </w:rPr>
+        <w:t>optimalizálása</w:t>
+      </w:r>
+    </w:p>
+    <w:p>
+      <w:pPr>
+        <w:numPr>
+          <w:ilvl w:val="0"/>
+          <w:numId w:val="19"/>
+        </w:numPr>
+        <w:shd w:val="clear" w:color="auto" w:fill="FFFFFF"/>
+        <w:spacing w:before="100" w:beforeAutospacing="1" w:after="100" w:afterAutospacing="1" w:line="240" w:lineRule="auto"/>
+        <w:rPr>
+          <w:rFonts w:ascii="Segoe UI" w:eastAsia="Times New Roman" w:hAnsi="Segoe UI" w:cs="Segoe UI"/>
+          <w:b/>
+          <w:bCs/>
+          <w:color w:val="1F2328"/>
+          <w:sz w:val="24"/>
+          <w:szCs w:val="24"/>
+          <w:lang w:eastAsia="hu-HU"/>
+        </w:rPr>
+      </w:pPr>
+      <w:r>
+        <w:rPr>
+          <w:rFonts w:ascii="Segoe UI" w:eastAsia="Times New Roman" w:hAnsi="Segoe UI" w:cs="Segoe UI"/>
+          <w:color w:val="1F2328"/>
+          <w:sz w:val="24"/>
+          <w:szCs w:val="24"/>
+          <w:lang w:eastAsia="hu-HU"/>
+        </w:rPr>
+        <w:t xml:space="preserve">Frontend </w:t>
+      </w:r>
+      <w:r>
+        <w:rPr>
+          <w:rFonts w:ascii="Segoe UI" w:eastAsia="Times New Roman" w:hAnsi="Segoe UI" w:cs="Segoe UI"/>
+          <w:color w:val="1F2328"/>
+          <w:sz w:val="24"/>
+          <w:szCs w:val="24"/>
+          <w:lang w:eastAsia="hu-HU"/>
+        </w:rPr>
+        <w:t>Clean code-olás</w:t>
+      </w:r>
+    </w:p>
+    <w:p>
+      <w:pPr>
+        <w:numPr>
+          <w:ilvl w:val="0"/>
+          <w:numId w:val="19"/>
+        </w:numPr>
+        <w:shd w:val="clear" w:color="auto" w:fill="FFFFFF"/>
+        <w:spacing w:before="100" w:beforeAutospacing="1" w:after="100" w:afterAutospacing="1" w:line="240" w:lineRule="auto"/>
+        <w:rPr>
+          <w:rFonts w:ascii="Segoe UI" w:eastAsia="Times New Roman" w:hAnsi="Segoe UI" w:cs="Segoe UI"/>
+          <w:b/>
+          <w:bCs/>
+          <w:color w:val="1F2328"/>
+          <w:sz w:val="24"/>
+          <w:szCs w:val="24"/>
+          <w:lang w:eastAsia="hu-HU"/>
+        </w:rPr>
+      </w:pPr>
+      <w:r>
+        <w:rPr>
+          <w:rFonts w:ascii="Segoe UI" w:eastAsia="Times New Roman" w:hAnsi="Segoe UI" w:cs="Segoe UI"/>
+          <w:color w:val="1F2328"/>
+          <w:sz w:val="24"/>
+          <w:szCs w:val="24"/>
+          <w:lang w:eastAsia="hu-HU"/>
+        </w:rPr>
+        <w:t>Asztali alkalmazás fejleszés</w:t>
+      </w:r>
+    </w:p>
+    <w:p>
+      <w:pPr>
+        <w:shd w:val="clear" w:color="auto" w:fill="FFFFFF"/>
+        <w:spacing w:before="100" w:beforeAutospacing="1" w:after="100" w:afterAutospacing="1" w:line="240" w:lineRule="auto"/>
+        <w:ind w:left="360"/>
+        <w:rPr>
+          <w:rFonts w:ascii="Segoe UI" w:eastAsia="Times New Roman" w:hAnsi="Segoe UI" w:cs="Segoe UI"/>
+          <w:b/>
+          <w:bCs/>
           <w:color w:val="1F2328"/>
           <w:sz w:val="24"/>
           <w:szCs w:val="24"/>
@@ -6444,61 +6369,61 @@
       </w:rPr>
     </w:lvl>
   </w:abstractNum>
-  <w:num w:numId="1" w16cid:durableId="666205366">
+  <w:num w:numId="1" w16cid:durableId="502205470">
     <w:abstractNumId w:val="5"/>
   </w:num>
-  <w:num w:numId="2" w16cid:durableId="231353462">
+  <w:num w:numId="2" w16cid:durableId="28799638">
     <w:abstractNumId w:val="4"/>
   </w:num>
-  <w:num w:numId="3" w16cid:durableId="1643274100">
+  <w:num w:numId="3" w16cid:durableId="526258757">
     <w:abstractNumId w:val="13"/>
   </w:num>
-  <w:num w:numId="4" w16cid:durableId="763066648">
+  <w:num w:numId="4" w16cid:durableId="182326283">
     <w:abstractNumId w:val="14"/>
   </w:num>
-  <w:num w:numId="5" w16cid:durableId="137429720">
+  <w:num w:numId="5" w16cid:durableId="1787657396">
     <w:abstractNumId w:val="7"/>
   </w:num>
-  <w:num w:numId="6" w16cid:durableId="1576816049">
+  <w:num w:numId="6" w16cid:durableId="1244994391">
     <w:abstractNumId w:val="8"/>
   </w:num>
-  <w:num w:numId="7" w16cid:durableId="1365860872">
+  <w:num w:numId="7" w16cid:durableId="627974171">
     <w:abstractNumId w:val="1"/>
   </w:num>
-  <w:num w:numId="8" w16cid:durableId="1731146067">
+  <w:num w:numId="8" w16cid:durableId="1987319463">
     <w:abstractNumId w:val="12"/>
   </w:num>
-  <w:num w:numId="9" w16cid:durableId="391006557">
+  <w:num w:numId="9" w16cid:durableId="1332098269">
     <w:abstractNumId w:val="3"/>
   </w:num>
-  <w:num w:numId="10" w16cid:durableId="543830772">
+  <w:num w:numId="10" w16cid:durableId="1166165250">
     <w:abstractNumId w:val="2"/>
   </w:num>
-  <w:num w:numId="11" w16cid:durableId="1799256597">
+  <w:num w:numId="11" w16cid:durableId="735663370">
     <w:abstractNumId w:val="17"/>
   </w:num>
-  <w:num w:numId="12" w16cid:durableId="665858651">
+  <w:num w:numId="12" w16cid:durableId="1252083497">
     <w:abstractNumId w:val="18"/>
   </w:num>
-  <w:num w:numId="13" w16cid:durableId="885486421">
+  <w:num w:numId="13" w16cid:durableId="1539927802">
     <w:abstractNumId w:val="9"/>
   </w:num>
-  <w:num w:numId="14" w16cid:durableId="606279835">
+  <w:num w:numId="14" w16cid:durableId="1322193609">
     <w:abstractNumId w:val="0"/>
   </w:num>
-  <w:num w:numId="15" w16cid:durableId="755399349">
+  <w:num w:numId="15" w16cid:durableId="1059860607">
     <w:abstractNumId w:val="16"/>
   </w:num>
-  <w:num w:numId="16" w16cid:durableId="1143504460">
+  <w:num w:numId="16" w16cid:durableId="1619263912">
     <w:abstractNumId w:val="15"/>
   </w:num>
-  <w:num w:numId="17" w16cid:durableId="1996106831">
+  <w:num w:numId="17" w16cid:durableId="597373251">
     <w:abstractNumId w:val="6"/>
   </w:num>
-  <w:num w:numId="18" w16cid:durableId="856426014">
+  <w:num w:numId="18" w16cid:durableId="1778213245">
     <w:abstractNumId w:val="10"/>
   </w:num>
-  <w:num w:numId="19" w16cid:durableId="2138180705">
+  <w:num w:numId="19" w16cid:durableId="1564677992">
     <w:abstractNumId w:val="11"/>
   </w:num>
 </w:numbering>
